--- a/QED Course/Lesson 64 Vertex Corrections.docx
+++ b/QED Course/Lesson 64 Vertex Corrections.docx
@@ -367,7 +367,7 @@
           <w:rFonts w:ascii="Consolas" w:hAnsi="Consolas" w:cs="Consolas" w:eastAsia="Consolas"/>
           <w:sz w:val="20"/>
         </w:rPr>
-        <w:t>e^{-}(p) ----*~~~~~~~~~~~~~~~*---- e^{-}(p')</w:t>
+        <w:t xml:space="preserve">   e⁻(p) ----*~~~~~~~~~~~~~~~*---- e⁻(p')   </w:t>
       </w:r>
       <w:r>
         <w:rPr>
@@ -1530,7 +1530,7 @@
     </w:p>
     <w:p>
       <w:r>
-        <w:t>The complete numerator, γ^β[(p̸′−k̸)+m]γ^μ[(p̸−k̸)+m]γ_β, has three more pieces beyond Section 3.1's leading term, exactly as Lesson 55, Section 4.1, found when a mass was restored to a similar three-object contraction. Following that lesson's method term by term (Exercise 9 carries out every step),</w:t>
+        <w:t>The complete numerator, γ^β[(p̸′−k̸)+m]γ^μ[(p̸−k̸)+m]γ_β, has three more pieces beyond Section 3.1's leading term, exactly as Lesson 55, Section 3, found when the mass terms of a similar contraction were kept. Following that lesson's method term by term (Exercise 9 carries out every step),</w:t>
       </w:r>
     </w:p>
     <w:p>
